--- a/docs/02_Guia_del_docente_y_rubrica.docx
+++ b/docs/02_Guia_del_docente_y_rubrica.docx
@@ -606,7 +606,7 @@
                 <w:sz w:val="19"/>
                 <w:szCs w:val="19"/>
               </w:rPr>
-              <w:t xml:space="preserve">Python calcula indicadores; Claude los interpreta</w:t>
+              <w:t xml:space="preserve">Python calcula indicadores; OpenAI los interpreta</w:t>
             </w:r>
           </w:p>
         </w:tc>
@@ -824,30 +824,30 @@
           <w:b/>
           <w:bCs/>
         </w:rPr>
-        <w:t xml:space="preserve">Llave de Claude del grupo.</w:t>
-      </w:r>
-      <w:r>
-        <w:t xml:space="preserve"> En la Claude Console crea una llave para el diplomado y configura un </w:t>
+        <w:t xml:space="preserve">Llave de OpenAI del grupo. En OpenAI Platform crea una llave para el diplomado y configura un límite de gasto. El modelo predeterminado del proyecto es gpt-6-luna, elegido para cargas de trabajo sensibles al costo. Revisa los precios vigentes antes de definir el límite.</w:t>
+      </w:r>
+      <w:r>
+        <w:t xml:space="preserve"/>
       </w:r>
       <w:r>
         <w:rPr>
           <w:b/>
           <w:bCs/>
         </w:rPr>
-        <w:t xml:space="preserve">límite de gasto</w:t>
-      </w:r>
-      <w:r>
-        <w:t xml:space="preserve">. El modelo predeterminado es </w:t>
+        <w:t xml:space="preserve"/>
+      </w:r>
+      <w:r>
+        <w:t xml:space="preserve"/>
       </w:r>
       <w:r>
         <w:rPr>
           <w:rFonts w:ascii="Consolas" w:cs="Consolas" w:eastAsia="Consolas" w:hAnsi="Consolas"/>
           <w:color w:val="0E6F7A"/>
         </w:rPr>
-        <w:t xml:space="preserve">claude-haiku-5-5</w:t>
-      </w:r>
-      <w:r>
-        <w:t xml:space="preserve">, el más económico. Revisa los precios vigentes en la Console antes de definir el límite.</w:t>
+        <w:t xml:space="preserve"/>
+      </w:r>
+      <w:r>
+        <w:t xml:space="preserve"/>
       </w:r>
     </w:p>
     <w:p>
@@ -1024,10 +1024,10 @@
           <w:b/>
           <w:bCs/>
         </w:rPr>
-        <w:t xml:space="preserve">Decide cómo compartir la llave de Claude</w:t>
-      </w:r>
-      <w:r>
-        <w:t xml:space="preserve"> sin exponerla: por un canal privado, con instrucción de guardarla solo en Secretos. Rótala al terminar el diplomado.</w:t>
+        <w:t xml:space="preserve">Decide cómo compartir la llave de OpenAI sin exponerla: por un canal privado, con instrucción de guardarla solo en Secretos. Rótala al terminar el diplomado.</w:t>
+      </w:r>
+      <w:r>
+        <w:t xml:space="preserve"/>
       </w:r>
     </w:p>
     <w:p>
@@ -1045,10 +1045,10 @@
           <w:bCs/>
           <w:color w:val="B45309"/>
         </w:rPr>
-        <w:t xml:space="preserve">⚠️ Atención: </w:t>
-      </w:r>
-      <w:r>
-        <w:t xml:space="preserve">La API de Claude no es gratuita. El conector MCP no está cubierto por acuerdos de retención cero de datos: indica a los alumnos que no envíen datos personales al bot.</w:t>
+        <w:t xml:space="preserve">⚠️ Atención: La API de OpenAI no es gratuita. El servidor MCP remoto recibe la información necesaria para atender la consulta: indica a los alumnos que no envíen datos personales al bot y revisa las condiciones vigentes antes de usarlo.</w:t>
+      </w:r>
+      <w:r>
+        <w:t xml:space="preserve"/>
       </w:r>
     </w:p>
     <w:p>
@@ -1464,7 +1464,7 @@
                 <w:sz w:val="19"/>
                 <w:szCs w:val="19"/>
               </w:rPr>
-              <w:t xml:space="preserve">Guía @BotFather, chat_id y Alpha Vantage. Entrega la llave de Claude por canal privado.</w:t>
+              <w:t xml:space="preserve">Guía @BotFather, chat_id y Alpha Vantage. Entrega la llave de OpenAI por canal privado.</w:t>
             </w:r>
           </w:p>
         </w:tc>
@@ -4783,7 +4783,7 @@
                 <w:sz w:val="19"/>
                 <w:szCs w:val="19"/>
               </w:rPr>
-              <w:t xml:space="preserve">Error de la API de Claude</w:t>
+              <w:t xml:space="preserve">Error de la API de OpenAI</w:t>
             </w:r>
           </w:p>
         </w:tc>
@@ -5081,7 +5081,7 @@
         <w:t xml:space="preserve">pruebas.yml</w:t>
       </w:r>
       <w:r>
-        <w:t xml:space="preserve"> corre 20 pruebas en simulación en cada subida, sin llaves. Es una buena forma de introducir la idea de integración continua.</w:t>
+        <w:t xml:space="preserve"> corre 21 pruebas en simulación en cada subida, sin llaves. Es una buena forma de introducir la idea de integración continua.</w:t>
       </w:r>
     </w:p>
     <w:p>
@@ -5168,20 +5168,20 @@
           <w:b/>
           <w:bCs/>
         </w:rPr>
-        <w:t xml:space="preserve">Versiones.</w:t>
-      </w:r>
-      <w:r>
-        <w:t xml:space="preserve"> El conector MCP usa el encabezado beta </w:t>
+        <w:t xml:space="preserve">Versiones. El proyecto conecta Alpha Vantage mediante la herramienta MCP de la Responses API de OpenAI. Revisa la compatibilidad del modelo y la documentación oficial antes de cada generación.</w:t>
+      </w:r>
+      <w:r>
+        <w:t xml:space="preserve"/>
       </w:r>
       <w:r>
         <w:rPr>
           <w:rFonts w:ascii="Consolas" w:cs="Consolas" w:eastAsia="Consolas" w:hAnsi="Consolas"/>
           <w:color w:val="0E6F7A"/>
         </w:rPr>
-        <w:t xml:space="preserve">mcp-client-2025-11-20</w:t>
-      </w:r>
-      <w:r>
-        <w:t xml:space="preserve"> de la API de Claude. Al ser beta, revísalo antes de cada generación.</w:t>
+        <w:t xml:space="preserve"/>
+      </w:r>
+      <w:r>
+        <w:t xml:space="preserve"/>
       </w:r>
     </w:p>
     <w:p>
@@ -5202,7 +5202,7 @@
         <w:spacing w:after="60"/>
       </w:pPr>
       <w:r>
-        <w:t xml:space="preserve">20 pruebas automáticas aprobadas en modo simulación, incluida la simulación de una corrida de GitHub Actions con 4 mensajes pendientes y de una copia sin Secrets.</w:t>
+        <w:t xml:space="preserve">21 pruebas automáticas aprobadas en modo simulación, incluida la simulación de una corrida de GitHub Actions con 4 mensajes pendientes y de una copia sin Secrets.</w:t>
       </w:r>
     </w:p>
     <w:p>
@@ -5256,14 +5256,14 @@
         <w:spacing w:after="60"/>
       </w:pPr>
       <w:r>
-        <w:t xml:space="preserve">Claude Platform Docs, MCP connector: </w:t>
+        <w:t xml:space="preserve">OpenAI API Docs, MCP servers: </w:t>
       </w:r>
       <w:hyperlink w:history="1" r:id="rIdy51aobqv8dfp7k38dbxga">
         <w:r>
           <w:rPr>
             <w:rStyle w:val="Hyperlink"/>
           </w:rPr>
-          <w:t xml:space="preserve">https://platform.claude.com/docs/en/agents-and-tools/mcp-connector</w:t>
+          <w:t xml:space="preserve">https://developers.openai.com/api/docs/guides/tools-connectors-mcp</w:t>
         </w:r>
       </w:hyperlink>
     </w:p>
@@ -5487,6 +5487,7 @@
     </w:p>
     <w:sectPr>
       <w:footerReference w:type="default" r:id="rId7"/>
+      <w:headerReference w:type="default" r:id="rId8"/>
       <w:pgSz w:w="12240" w:h="15840" w:orient="portrait"/>
       <w:pgMar w:top="1440" w:right="1440" w:bottom="1300" w:left="1440" w:header="708" w:footer="708" w:gutter="0"/>
       <w:pgNumType/>
@@ -5601,6 +5602,16 @@
     </w:p>
   </w:footnote>
 </w:footnotes>
+</file>
+
+<file path=word/header1.xml><?xml version="1.0" encoding="utf-8"?>
+<w:hdr xmlns:m="http://schemas.openxmlformats.org/officeDocument/2006/math" xmlns:mc="http://schemas.openxmlformats.org/markup-compatibility/2006" xmlns:mo="http://schemas.microsoft.com/office/mac/office/2008/main" xmlns:mv="urn:schemas-microsoft-com:mac:vml" xmlns:o="urn:schemas-microsoft-com:office:office" xmlns:r="http://schemas.openxmlformats.org/officeDocument/2006/relationships" xmlns:v="urn:schemas-microsoft-com:vml" xmlns:w10="urn:schemas-microsoft-com:office:word" xmlns:w14="http://schemas.microsoft.com/office/word/2010/wordml" xmlns:w="http://schemas.openxmlformats.org/wordprocessingml/2006/main" xmlns:wne="http://schemas.microsoft.com/office/word/2006/wordml" xmlns:wp14="http://schemas.microsoft.com/office/word/2010/wordprocessingDrawing" xmlns:wp="http://schemas.openxmlformats.org/drawingml/2006/wordprocessingDrawing" xmlns:wpc="http://schemas.microsoft.com/office/word/2010/wordprocessingCanvas" xmlns:wpg="http://schemas.microsoft.com/office/word/2010/wordprocessingGroup" xmlns:wpi="http://schemas.microsoft.com/office/word/2010/wordprocessingInk" xmlns:wps="http://schemas.microsoft.com/office/word/2010/wordprocessingShape" mc:Ignorable="w14 wp14">
+  <w:p>
+    <w:pPr>
+      <w:pStyle w:val="Header"/>
+    </w:pPr>
+  </w:p>
+</w:hdr>
 </file>
 
 <file path=word/numbering.xml><?xml version="1.0" encoding="utf-8"?>

--- a/docs/02_Guia_del_docente_y_rubrica.docx
+++ b/docs/02_Guia_del_docente_y_rubrica.docx
@@ -4404,11 +4404,7 @@
           </w:tcPr>
           <w:p>
             <w:r>
-              <w:rPr>
-                <w:sz w:val="19"/>
-                <w:szCs w:val="19"/>
-              </w:rPr>
-              <w:t xml:space="preserve">“Este bot es privado.”</w:t>
+              <w:t>El bot no responde a ese chat</w:t>
             </w:r>
           </w:p>
         </w:tc>
@@ -4748,11 +4744,7 @@
           </w:tcPr>
           <w:p>
             <w:r>
-              <w:rPr>
-                <w:sz w:val="19"/>
-                <w:szCs w:val="19"/>
-              </w:rPr>
-              <w:t xml:space="preserve">Espera hasta 15 minutos o lanza el workflow a mano</w:t>
+              <w:t>Espera hasta 12 minutos o lanza el workflow a mano</w:t>
             </w:r>
           </w:p>
         </w:tc>
@@ -5004,14 +4996,7 @@
         <w:spacing w:after="60"/>
       </w:pPr>
       <w:r>
-        <w:rPr>
-          <w:b/>
-          <w:bCs/>
-        </w:rPr>
-        <w:t xml:space="preserve">Por qué cada 10 minutos.</w:t>
-      </w:r>
-      <w:r>
-        <w:t xml:space="preserve"> GitHub Actions no mantiene un programa encendido; el workflow revisa periódicamente. El intervalo mínimo que admite GitHub es de 5 minutos y las ejecuciones programadas pueden retrasarse en horas de alta demanda.</w:t>
+        <w:t>Por qué cada 8 minutos. GitHub Actions no mantiene un programa encendido; el workflow revisa periódicamente. El intervalo mínimo que admite GitHub es de 5 minutos y las ejecuciones programadas pueden retrasarse en horas de alta demanda.</w:t>
       </w:r>
     </w:p>
     <w:p>
@@ -5081,7 +5066,7 @@
         <w:t xml:space="preserve">pruebas.yml</w:t>
       </w:r>
       <w:r>
-        <w:t xml:space="preserve"> corre 21 pruebas en simulación en cada subida, sin llaves. Es una buena forma de introducir la idea de integración continua.</w:t>
+        <w:t xml:space="preserve"> corre 24 pruebas en simulación en cada subida, sin llaves. Es una buena forma de introducir la idea de integración continua.</w:t>
       </w:r>
     </w:p>
     <w:p>
@@ -5202,7 +5187,7 @@
         <w:spacing w:after="60"/>
       </w:pPr>
       <w:r>
-        <w:t xml:space="preserve">21 pruebas automáticas aprobadas en modo simulación, incluida la simulación de una corrida de GitHub Actions con 4 mensajes pendientes y de una copia sin Secrets.</w:t>
+        <w:t>24 pruebas automáticas aprobadas en modo simulación, incluida la simulación de una corrida de GitHub Actions con 4 mensajes pendientes y de una copia sin Secrets.</w:t>
       </w:r>
     </w:p>
     <w:p>

--- a/docs/02_Guia_del_docente_y_rubrica.docx
+++ b/docs/02_Guia_del_docente_y_rubrica.docx
@@ -5066,7 +5066,7 @@
         <w:t xml:space="preserve">pruebas.yml</w:t>
       </w:r>
       <w:r>
-        <w:t xml:space="preserve"> corre 24 pruebas en simulación en cada subida, sin llaves. Es una buena forma de introducir la idea de integración continua.</w:t>
+        <w:t xml:space="preserve"> corre 25 pruebas en simulación en cada subida, sin llaves. Es una buena forma de introducir la idea de integración continua.</w:t>
       </w:r>
     </w:p>
     <w:p>
@@ -5187,7 +5187,7 @@
         <w:spacing w:after="60"/>
       </w:pPr>
       <w:r>
-        <w:t>24 pruebas automáticas aprobadas en modo simulación, incluida la simulación de una corrida de GitHub Actions con 4 mensajes pendientes y de una copia sin Secrets.</w:t>
+        <w:t>25 pruebas automáticas aprobadas en modo simulación, incluida la simulación de una corrida de GitHub Actions con 4 mensajes pendientes y de una copia sin Secrets.</w:t>
       </w:r>
     </w:p>
     <w:p>

--- a/docs/02_Guia_del_docente_y_rubrica.docx
+++ b/docs/02_Guia_del_docente_y_rubrica.docx
@@ -824,7 +824,7 @@
           <w:b/>
           <w:bCs/>
         </w:rPr>
-        <w:t xml:space="preserve">Llave de OpenAI del grupo. En OpenAI Platform crea una llave para el diplomado y configura un límite de gasto. El modelo predeterminado del proyecto es gpt-6-luna, elegido para cargas de trabajo sensibles al costo. Revisa los precios vigentes antes de definir el límite.</w:t>
+        <w:t>Llave de OpenAI del grupo. En OpenAI Platform crea una llave para el diplomado y configura un límite de gasto. El modelo predeterminado del proyecto es gpt-5.1, solicitado para esta práctica. OpenAI lo identifica actualmente como un modelo obsoleto. Revisa los precios vigentes antes de definir el límite.</w:t>
       </w:r>
       <w:r>
         <w:t xml:space="preserve"/>

--- a/docs/02_Guia_del_docente_y_rubrica.docx
+++ b/docs/02_Guia_del_docente_y_rubrica.docx
@@ -520,10 +520,9 @@
           <w:p>
             <w:r>
               <w:rPr>
-                <w:sz w:val="19"/>
-                <w:szCs w:val="19"/>
-              </w:rPr>
-              <w:t xml:space="preserve">Ficha JSON: precio, cambio %, P/E, beta, rango de 52 semanas</w:t>
+                <w:rFonts w:ascii="Times New Roman" w:hAnsi="Times New Roman"/>
+              </w:rPr>
+              <w:t>Ficha JSON: cierre diario, cambio %, OHLCV, SMA 20/50, RSI 14, retorno, volatilidad y volumen</w:t>
             </w:r>
           </w:p>
         </w:tc>
@@ -861,23 +860,10 @@
       </w:pPr>
       <w:r>
         <w:rPr>
-          <w:b/>
-          <w:bCs/>
-        </w:rPr>
-        <w:t xml:space="preserve">Cuota de Alpha Vantage.</w:t>
-      </w:r>
-      <w:r>
-        <w:t xml:space="preserve"> Cada alumno debe tramitar </w:t>
-      </w:r>
-      <w:r>
-        <w:rPr>
-          <w:b/>
-          <w:bCs/>
-        </w:rPr>
-        <w:t xml:space="preserve">su propia llave gratuita</w:t>
-      </w:r>
-      <w:r>
-        <w:t xml:space="preserve"> (25 consultas al día). Alpha Vantage menciona acceso ampliado para proyectos educativos; vale la pena solicitarlo al proveedor (no se verificó el procedimiento).</w:t>
+          <w:rFonts w:ascii="Times New Roman" w:hAnsi="Times New Roman"/>
+          <w:sz w:val="21"/>
+        </w:rPr>
+        <w:t>Cuota de Alpha Vantage. La llave gratuita ofrece normalmente 25 solicitudes diarias. El proyecto usa una llamada TIME_SERIES_DAILY compact por análisis; revisa la cuota vigente.</w:t>
       </w:r>
     </w:p>
     <w:p>
@@ -2288,12 +2274,11 @@
       </w:pPr>
       <w:r>
         <w:rPr>
-          <w:rFonts w:ascii="Consolas" w:cs="Consolas" w:eastAsia="Consolas" w:hAnsi="Consolas"/>
-          <w:color w:val="E8F6F8"/>
-          <w:sz w:val="19"/>
-          <w:szCs w:val="19"/>
-        </w:rPr>
-        <w:t xml:space="preserve">{ "posicion_rango_52s_pct": 50.0,</w:t>
+          <w:rFonts w:ascii="Times New Roman" w:hAnsi="Times New Roman"/>
+          <w:color w:val="FFFFFF"/>
+          <w:sz w:val="18"/>
+        </w:rPr>
+        <w:t>{ "posicion_rango_100_sesiones_pct": 50.0,</w:t>
       </w:r>
     </w:p>
     <w:p>
@@ -2304,12 +2289,11 @@
       </w:pPr>
       <w:r>
         <w:rPr>
-          <w:rFonts w:ascii="Consolas" w:cs="Consolas" w:eastAsia="Consolas" w:hAnsi="Consolas"/>
-          <w:color w:val="E8F6F8"/>
-          <w:sz w:val="19"/>
-          <w:szCs w:val="19"/>
-        </w:rPr>
-        <w:t xml:space="preserve">  "semaforo_beta": "🔴 volatilidad alta",</w:t>
+          <w:rFonts w:ascii="Times New Roman" w:hAnsi="Times New Roman"/>
+          <w:color w:val="FFFFFF"/>
+          <w:sz w:val="18"/>
+        </w:rPr>
+        <w:t xml:space="preserve">  "tendencia_medias": "🟢 cierre sobre SMA 20 y SMA 50",</w:t>
       </w:r>
     </w:p>
     <w:p>
@@ -2320,12 +2304,11 @@
       </w:pPr>
       <w:r>
         <w:rPr>
-          <w:rFonts w:ascii="Consolas" w:cs="Consolas" w:eastAsia="Consolas" w:hAnsi="Consolas"/>
-          <w:color w:val="E8F6F8"/>
-          <w:sz w:val="19"/>
-          <w:szCs w:val="19"/>
-        </w:rPr>
-        <w:t xml:space="preserve">  "beta": 1.25, "pe_ratio": 28.0, "cambio_pct": 1.2 }</w:t>
+          <w:rFonts w:ascii="Times New Roman" w:hAnsi="Times New Roman"/>
+          <w:color w:val="FFFFFF"/>
+          <w:sz w:val="18"/>
+        </w:rPr>
+        <w:t xml:space="preserve">  "rsi_14": 55.0, "volatilidad_20d_anual_pct": 24.0,</w:t>
       </w:r>
     </w:p>
     <w:p>
@@ -2336,12 +2319,11 @@
       </w:pPr>
       <w:r>
         <w:rPr>
-          <w:rFonts w:ascii="Consolas" w:cs="Consolas" w:eastAsia="Consolas" w:hAnsi="Consolas"/>
-          <w:color w:val="E8F6F8"/>
-          <w:sz w:val="19"/>
-          <w:szCs w:val="19"/>
-        </w:rPr>
-        <w:t xml:space="preserve"> </w:t>
+          <w:rFonts w:ascii="Times New Roman" w:hAnsi="Times New Roman"/>
+          <w:color w:val="FFFFFF"/>
+          <w:sz w:val="18"/>
+        </w:rPr>
+        <w:t xml:space="preserve">  "volumen_relativo_20d": 1.11, "cambio_pct": 1.2 }</w:t>
       </w:r>
     </w:p>
     <w:p>
@@ -2352,12 +2334,11 @@
       </w:pPr>
       <w:r>
         <w:rPr>
-          <w:rFonts w:ascii="Consolas" w:cs="Consolas" w:eastAsia="Consolas" w:hAnsi="Consolas"/>
-          <w:color w:val="E8F6F8"/>
-          <w:sz w:val="19"/>
-          <w:szCs w:val="19"/>
-        </w:rPr>
-        <w:t xml:space="preserve">⚠️ DATOS DEMO, no son reales (modo simulación)</w:t>
+          <w:rFonts w:ascii="Times New Roman" w:hAnsi="Times New Roman"/>
+          <w:color w:val="FFFFFF"/>
+          <w:sz w:val="18"/>
+        </w:rPr>
+        <w:t>⚠️ DATOS DEMO, no son reales (modo simulación)</w:t>
       </w:r>
     </w:p>
     <w:p>
@@ -2368,12 +2349,11 @@
       </w:pPr>
       <w:r>
         <w:rPr>
-          <w:rFonts w:ascii="Consolas" w:cs="Consolas" w:eastAsia="Consolas" w:hAnsi="Consolas"/>
-          <w:color w:val="E8F6F8"/>
-          <w:sz w:val="19"/>
-          <w:szCs w:val="19"/>
-        </w:rPr>
-        <w:t xml:space="preserve">📊 TSLA · Empresa ficticia (simulación)</w:t>
+          <w:rFonts w:ascii="Times New Roman" w:hAnsi="Times New Roman"/>
+          <w:color w:val="FFFFFF"/>
+          <w:sz w:val="18"/>
+        </w:rPr>
+        <w:t>📊 TSLA · Empresa ficticia (simulación)</w:t>
       </w:r>
     </w:p>
     <w:p>
@@ -2384,12 +2364,11 @@
       </w:pPr>
       <w:r>
         <w:rPr>
-          <w:rFonts w:ascii="Consolas" w:cs="Consolas" w:eastAsia="Consolas" w:hAnsi="Consolas"/>
-          <w:color w:val="E8F6F8"/>
-          <w:sz w:val="19"/>
-          <w:szCs w:val="19"/>
-        </w:rPr>
-        <w:t xml:space="preserve">Precio: 150.0 USD (1.2 % en el día)</w:t>
+          <w:rFonts w:ascii="Times New Roman" w:hAnsi="Times New Roman"/>
+          <w:color w:val="FFFFFF"/>
+          <w:sz w:val="18"/>
+        </w:rPr>
+        <w:t>Cierre: 150.0 USD (1.2 % frente a la sesión previa)</w:t>
       </w:r>
     </w:p>
     <w:p>
@@ -2400,12 +2379,11 @@
       </w:pPr>
       <w:r>
         <w:rPr>
-          <w:rFonts w:ascii="Consolas" w:cs="Consolas" w:eastAsia="Consolas" w:hAnsi="Consolas"/>
-          <w:color w:val="E8F6F8"/>
-          <w:sz w:val="19"/>
-          <w:szCs w:val="19"/>
-        </w:rPr>
-        <w:t xml:space="preserve">Riesgo: 🔴 volatilidad alta (beta 1.25)</w:t>
+          <w:rFonts w:ascii="Times New Roman" w:hAnsi="Times New Roman"/>
+          <w:color w:val="FFFFFF"/>
+          <w:sz w:val="18"/>
+        </w:rPr>
+        <w:t>Tendencia: 🟢 cierre sobre SMA 20 y SMA 50 · RSI 55.0</w:t>
       </w:r>
     </w:p>
     <w:p>
@@ -2416,12 +2394,11 @@
       </w:pPr>
       <w:r>
         <w:rPr>
-          <w:rFonts w:ascii="Consolas" w:cs="Consolas" w:eastAsia="Consolas" w:hAnsi="Consolas"/>
-          <w:color w:val="E8F6F8"/>
-          <w:sz w:val="19"/>
-          <w:szCs w:val="19"/>
-        </w:rPr>
-        <w:t xml:space="preserve">…</w:t>
+          <w:rFonts w:ascii="Times New Roman" w:hAnsi="Times New Roman"/>
+          <w:color w:val="FFFFFF"/>
+          <w:sz w:val="18"/>
+        </w:rPr>
+        <w:t>Riesgo: 🟡 volatilidad histórica moderada · volumen relativo 1.11</w:t>
       </w:r>
     </w:p>
     <w:p>
@@ -2432,12 +2409,11 @@
       </w:pPr>
       <w:r>
         <w:rPr>
-          <w:rFonts w:ascii="Consolas" w:cs="Consolas" w:eastAsia="Consolas" w:hAnsi="Consolas"/>
-          <w:color w:val="E8F6F8"/>
-          <w:sz w:val="19"/>
-          <w:szCs w:val="19"/>
-        </w:rPr>
-        <w:t xml:space="preserve">Nota educativa, no es recomendación de inversión.</w:t>
+          <w:rFonts w:ascii="Times New Roman" w:hAnsi="Times New Roman"/>
+          <w:color w:val="FFFFFF"/>
+          <w:sz w:val="18"/>
+        </w:rPr>
+        <w:t>Nota educativa, no es recomendación de inversión.</w:t>
       </w:r>
     </w:p>
     <w:p>
@@ -2445,27 +2421,11 @@
         <w:spacing w:after="120"/>
       </w:pPr>
       <w:r>
-        <w:t xml:space="preserve">Comprobación de la fórmula: (150 − 120) / (180 − 120) × 100 = </w:t>
-      </w:r>
-      <w:r>
-        <w:rPr>
-          <w:b/>
-          <w:bCs/>
-        </w:rPr>
-        <w:t xml:space="preserve">50.0 %</w:t>
-      </w:r>
-      <w:r>
-        <w:t xml:space="preserve">; beta 1.25 &gt; 1.2 → </w:t>
-      </w:r>
-      <w:r>
-        <w:rPr>
-          <w:b/>
-          <w:bCs/>
-        </w:rPr>
-        <w:t xml:space="preserve">🔴</w:t>
-      </w:r>
-      <w:r>
-        <w:t xml:space="preserve">.</w:t>
+        <w:rPr>
+          <w:rFonts w:ascii="Times New Roman" w:hAnsi="Times New Roman"/>
+          <w:sz w:val="21"/>
+        </w:rPr>
+        <w:t>Comprobación: (150 − 120) / (180 − 120) × 100 = 50.0 %; 1,000,000 / 900,000 = 1.11 de volumen relativo.</w:t>
       </w:r>
     </w:p>
     <w:p>
@@ -2486,17 +2446,11 @@
         <w:spacing w:after="60"/>
       </w:pPr>
       <w:r>
-        <w:t xml:space="preserve">La ficha muestra </w:t>
-      </w:r>
-      <w:r>
-        <w:rPr>
-          <w:rFonts w:ascii="Consolas" w:cs="Consolas" w:eastAsia="Consolas" w:hAnsi="Consolas"/>
-          <w:color w:val="0E6F7A"/>
-        </w:rPr>
-        <w:t xml:space="preserve">"fuente": "Alpha Vantage vía MCP"</w:t>
-      </w:r>
-      <w:r>
-        <w:t xml:space="preserve"> y al menos una herramienta en “Herramientas MCP usadas”.</w:t>
+        <w:rPr>
+          <w:rFonts w:ascii="Times New Roman" w:hAnsi="Times New Roman"/>
+          <w:sz w:val="21"/>
+        </w:rPr>
+        <w:t>La ficha muestra la fuente “Alpha Vantage TIME_SERIES_DAILY compact vía MCP (datos gratuitos)”, la fecha y esa herramienta en “Herramientas MCP usadas”.</w:t>
       </w:r>
     </w:p>
     <w:p>
@@ -2509,7 +2463,11 @@
         <w:spacing w:after="60"/>
       </w:pPr>
       <w:r>
-        <w:t xml:space="preserve">Las cifras de la ficha coinciden con los indicadores: compruébalo recalculando P₅₂ a mano con los datos del alumno.</w:t>
+        <w:rPr>
+          <w:rFonts w:ascii="Times New Roman" w:hAnsi="Times New Roman"/>
+          <w:sz w:val="21"/>
+        </w:rPr>
+        <w:t>Las cifras coinciden con los indicadores. Recalcula a mano la posición en el rango observado y el volumen relativo; comprueba que el cierre no se presente como precio en tiempo real.</w:t>
       </w:r>
     </w:p>
     <w:p>
@@ -2875,42 +2833,9 @@
           <w:p>
             <w:r>
               <w:rPr>
-                <w:sz w:val="19"/>
-                <w:szCs w:val="19"/>
-              </w:rPr>
-              <w:t xml:space="preserve">En </w:t>
-            </w:r>
-            <w:r>
-              <w:rPr>
-                <w:rFonts w:ascii="Consolas" w:cs="Consolas" w:eastAsia="Consolas" w:hAnsi="Consolas"/>
-                <w:color w:val="0E6F7A"/>
-                <w:sz w:val="19"/>
-                <w:szCs w:val="19"/>
-              </w:rPr>
-              <w:t xml:space="preserve">comandos.py</w:t>
-            </w:r>
-            <w:r>
-              <w:rPr>
-                <w:sz w:val="19"/>
-                <w:szCs w:val="19"/>
-              </w:rPr>
-              <w:t xml:space="preserve">: dos llamadas a </w:t>
-            </w:r>
-            <w:r>
-              <w:rPr>
-                <w:rFonts w:ascii="Consolas" w:cs="Consolas" w:eastAsia="Consolas" w:hAnsi="Consolas"/>
-                <w:color w:val="0E6F7A"/>
-                <w:sz w:val="19"/>
-                <w:szCs w:val="19"/>
-              </w:rPr>
-              <w:t xml:space="preserve">pipeline</w:t>
-            </w:r>
-            <w:r>
-              <w:rPr>
-                <w:sz w:val="19"/>
-                <w:szCs w:val="19"/>
-              </w:rPr>
-              <w:t xml:space="preserve"> y una tercera llamada a Vera con ambos análisis. Gasta 4 consultas de Alpha Vantage.</w:t>
+                <w:rFonts w:ascii="Times New Roman" w:hAnsi="Times New Roman"/>
+              </w:rPr>
+              <w:t>En comandos.py: dos llamadas a pipeline y una tercera llamada a Vera con ambos análisis. Gasta 2 consultas de Alpha Vantage.</w:t>
             </w:r>
           </w:p>
         </w:tc>
@@ -5050,23 +4975,10 @@
       </w:pPr>
       <w:r>
         <w:rPr>
-          <w:b/>
-          <w:bCs/>
-        </w:rPr>
-        <w:t xml:space="preserve">Pruebas automáticas.</w:t>
-      </w:r>
-      <w:r>
-        <w:t xml:space="preserve"> </w:t>
-      </w:r>
-      <w:r>
-        <w:rPr>
-          <w:rFonts w:ascii="Consolas" w:cs="Consolas" w:eastAsia="Consolas" w:hAnsi="Consolas"/>
-          <w:color w:val="0E6F7A"/>
-        </w:rPr>
-        <w:t xml:space="preserve">pruebas.yml</w:t>
-      </w:r>
-      <w:r>
-        <w:t xml:space="preserve"> corre 25 pruebas en simulación en cada subida, sin llaves. Es una buena forma de introducir la idea de integración continua.</w:t>
+          <w:rFonts w:ascii="Times New Roman" w:hAnsi="Times New Roman"/>
+          <w:sz w:val="21"/>
+        </w:rPr>
+        <w:t>Pruebas automáticas. pruebas.yml corre 27 pruebas en simulación en cada subida, sin llaves. Es una forma de introducir la integración continua.</w:t>
       </w:r>
     </w:p>
     <w:p>
@@ -5150,23 +5062,10 @@
       </w:pPr>
       <w:r>
         <w:rPr>
-          <w:b/>
-          <w:bCs/>
-        </w:rPr>
-        <w:t xml:space="preserve">Versiones. El proyecto conecta Alpha Vantage mediante la herramienta MCP de la Responses API de OpenAI. Revisa la compatibilidad del modelo y la documentación oficial antes de cada generación.</w:t>
-      </w:r>
-      <w:r>
-        <w:t xml:space="preserve"/>
-      </w:r>
-      <w:r>
-        <w:rPr>
-          <w:rFonts w:ascii="Consolas" w:cs="Consolas" w:eastAsia="Consolas" w:hAnsi="Consolas"/>
-          <w:color w:val="0E6F7A"/>
-        </w:rPr>
-        <w:t xml:space="preserve"/>
-      </w:r>
-      <w:r>
-        <w:t xml:space="preserve"/>
+          <w:rFonts w:ascii="Times New Roman" w:hAnsi="Times New Roman"/>
+          <w:sz w:val="21"/>
+        </w:rPr>
+        <w:t>Versiones. El proyecto conecta Alpha Vantage mediante el MCP de la Responses API y limita al modelo a TIME_SERIES_DAILY. Revisa la compatibilidad del modelo, las cuotas y la documentación oficial antes de cada generación.</w:t>
       </w:r>
     </w:p>
     <w:p>
@@ -5174,7 +5073,11 @@
         <w:pStyle w:val="Heading2"/>
       </w:pPr>
       <w:r>
-        <w:t xml:space="preserve">Validado al construir el paquete (13/10/2026)</w:t>
+        <w:rPr>
+          <w:rFonts w:ascii="Times New Roman" w:hAnsi="Times New Roman"/>
+          <w:sz w:val="21"/>
+        </w:rPr>
+        <w:t>Validado al actualizar el paquete (21/10/2026)</w:t>
       </w:r>
     </w:p>
     <w:p>
@@ -5187,7 +5090,11 @@
         <w:spacing w:after="60"/>
       </w:pPr>
       <w:r>
-        <w:t>25 pruebas automáticas aprobadas en modo simulación, incluida la simulación de una corrida de GitHub Actions con 4 mensajes pendientes y de una copia sin Secrets.</w:t>
+        <w:rPr>
+          <w:rFonts w:ascii="Times New Roman" w:hAnsi="Times New Roman"/>
+          <w:sz w:val="21"/>
+        </w:rPr>
+        <w:t>27 pruebas automáticas aprobadas en modo simulación, incluida la lectura determinista de TIME_SERIES_DAILY y la simulación de GitHub Actions.</w:t>
       </w:r>
     </w:p>
     <w:p>
@@ -5200,7 +5107,11 @@
         <w:spacing w:after="60"/>
       </w:pPr>
       <w:r>
-        <w:t xml:space="preserve">El notebook de Colab se ejecutó completo en modo simulación.</w:t>
+        <w:rPr>
+          <w:rFonts w:ascii="Times New Roman" w:hAnsi="Times New Roman"/>
+          <w:sz w:val="21"/>
+        </w:rPr>
+        <w:t>El notebook de Colab se ejecutó completo en modo simulación con los nuevos indicadores gratuitos.</w:t>
       </w:r>
     </w:p>
     <w:p>
@@ -5214,13 +5125,10 @@
       </w:pPr>
       <w:r>
         <w:rPr>
-          <w:b/>
-          <w:bCs/>
-        </w:rPr>
-        <w:t xml:space="preserve">No validado con llaves reales:</w:t>
-      </w:r>
-      <w:r>
-        <w:t xml:space="preserve"> la respuesta del servidor MCP de Alpha Vantage, la ejecución en los servidores de GitHub y Claude Code o Codex en la nube. Por eso el ensayo previo (sección 2, paso 3) es indispensable.</w:t>
+          <w:rFonts w:ascii="Times New Roman" w:hAnsi="Times New Roman"/>
+          <w:sz w:val="21"/>
+        </w:rPr>
+        <w:t>Pendiente de registrar aquí el resultado de la corrida real final con TIME_SERIES_DAILY; el ensayo previo (sección 2, paso 3) sigue siendo indispensable para cada grupo.</w:t>
       </w:r>
     </w:p>
     <w:p>

--- a/docs/02_Guia_del_docente_y_rubrica.docx
+++ b/docs/02_Guia_del_docente_y_rubrica.docx
@@ -863,7 +863,7 @@
           <w:rFonts w:ascii="Times New Roman" w:hAnsi="Times New Roman"/>
           <w:sz w:val="21"/>
         </w:rPr>
-        <w:t>Cuota de Alpha Vantage. La llave gratuita ofrece normalmente 25 solicitudes diarias. El proyecto usa una llamada TIME_SERIES_DAILY compact por análisis; revisa la cuota vigente.</w:t>
+        <w:t>Cuota de Alpha Vantage. La llave gratuita ofrece normalmente 25 solicitudes diarias. El proyecto usa una llamada TIME_SERIES_DAILY compact y, si el MCP no entrega la serie, puede usar una segunda llamada HTTPS de respaldo.</w:t>
       </w:r>
     </w:p>
     <w:p>
@@ -2222,11 +2222,6 @@
       </w:r>
     </w:p>
     <w:p>
-      <w:r>
-        <w:br w:type="page"/>
-      </w:r>
-    </w:p>
-    <w:p>
       <w:pPr>
         <w:pStyle w:val="Heading1"/>
       </w:pPr>
@@ -2450,7 +2445,7 @@
           <w:rFonts w:ascii="Times New Roman" w:hAnsi="Times New Roman"/>
           <w:sz w:val="21"/>
         </w:rPr>
-        <w:t>La ficha muestra la fuente “Alpha Vantage TIME_SERIES_DAILY compact vía MCP (datos gratuitos)”, la fecha y esa herramienta en “Herramientas MCP usadas”.</w:t>
+        <w:t>La ficha muestra TIME_SERIES_DAILY compact, la fecha y el canal de datos. En la validación final, el MCP fue invocado y el respaldo REST entregó la serie gratuita utilizable.</w:t>
       </w:r>
     </w:p>
     <w:p>
@@ -4992,13 +4987,10 @@
       </w:pPr>
       <w:r>
         <w:rPr>
-          <w:b/>
-          <w:bCs/>
-        </w:rPr>
-        <w:t xml:space="preserve">Respaldo.</w:t>
-      </w:r>
-      <w:r>
-        <w:t xml:space="preserve"> Si el MCP falla, Iris marca la ficha como DATOS DEMO y la cadena sigue; la clase nunca se detiene.</w:t>
+          <w:rFonts w:ascii="Times New Roman" w:hAnsi="Times New Roman"/>
+          <w:sz w:val="21"/>
+        </w:rPr>
+        <w:t>Respaldo. Si el MCP no entrega una serie utilizable, Iris intenta el mismo endpoint gratuito por HTTPS. En modo real, si ambos fallan, el proceso se detiene y Telegram avisa; nunca sustituye el fallo con cifras DEMO.</w:t>
       </w:r>
     </w:p>
     <w:p>
@@ -5092,9 +5084,9 @@
       <w:r>
         <w:rPr>
           <w:rFonts w:ascii="Times New Roman" w:hAnsi="Times New Roman"/>
-          <w:sz w:val="21"/>
-        </w:rPr>
-        <w:t>27 pruebas automáticas aprobadas en modo simulación, incluida la lectura determinista de TIME_SERIES_DAILY y la simulación de GitHub Actions.</w:t>
+          <w:sz w:val="19"/>
+        </w:rPr>
+        <w:t>27 pruebas automáticas aprobadas, incluida la lectura determinista de TIME_SERIES_DAILY, el respaldo REST y la prohibición de sustituir un fallo real con datos DEMO.</w:t>
       </w:r>
     </w:p>
     <w:p>
@@ -5109,7 +5101,7 @@
       <w:r>
         <w:rPr>
           <w:rFonts w:ascii="Times New Roman" w:hAnsi="Times New Roman"/>
-          <w:sz w:val="21"/>
+          <w:sz w:val="19"/>
         </w:rPr>
         <w:t>El notebook de Colab se ejecutó completo en modo simulación con los nuevos indicadores gratuitos.</w:t>
       </w:r>
@@ -5126,16 +5118,21 @@
       <w:r>
         <w:rPr>
           <w:rFonts w:ascii="Times New Roman" w:hAnsi="Times New Roman"/>
-          <w:sz w:val="21"/>
-        </w:rPr>
-        <w:t>Pendiente de registrar aquí el resultado de la corrida real final con TIME_SERIES_DAILY; el ensayo previo (sección 2, paso 3) sigue siendo indispensable para cada grupo.</w:t>
+          <w:sz w:val="19"/>
+        </w:rPr>
+        <w:t>Validado con llaves reales en GitHub Actions: AAPL usó gpt-5.1, obtuvo 100 sesiones por el respaldo REST de TIME_SERIES_DAILY y envió la nota a Telegram. Evidencia: ejecución 39655755095.</w:t>
       </w:r>
     </w:p>
     <w:p>
       <w:pPr>
         <w:pStyle w:val="Heading1"/>
-      </w:pPr>
-      <w:r>
+        <w:spacing w:after="0" w:line="216" w:lineRule="auto"/>
+      </w:pPr>
+      <w:r>
+        <w:rPr>
+          <w:rFonts w:ascii="Times New Roman" w:hAnsi="Times New Roman"/>
+          <w:sz w:val="17"/>
+        </w:rPr>
         <w:t xml:space="preserve">Fuentes</w:t>
       </w:r>
     </w:p>
@@ -5146,9 +5143,13 @@
           <w:ilvl w:val="0"/>
           <w:numId w:val="3"/>
         </w:numPr>
-        <w:spacing w:after="60"/>
-      </w:pPr>
-      <w:r>
+        <w:spacing w:after="0" w:line="216" w:lineRule="auto"/>
+      </w:pPr>
+      <w:r>
+        <w:rPr>
+          <w:rFonts w:ascii="Times New Roman" w:hAnsi="Times New Roman"/>
+          <w:sz w:val="17"/>
+        </w:rPr>
         <w:t xml:space="preserve">OpenAI API Docs, MCP servers: </w:t>
       </w:r>
       <w:hyperlink w:history="1" r:id="rIdy51aobqv8dfp7k38dbxga">
@@ -5167,9 +5168,13 @@
           <w:ilvl w:val="0"/>
           <w:numId w:val="3"/>
         </w:numPr>
-        <w:spacing w:after="60"/>
-      </w:pPr>
-      <w:r>
+        <w:spacing w:after="0" w:line="216" w:lineRule="auto"/>
+      </w:pPr>
+      <w:r>
+        <w:rPr>
+          <w:rFonts w:ascii="Times New Roman" w:hAnsi="Times New Roman"/>
+          <w:sz w:val="17"/>
+        </w:rPr>
         <w:t xml:space="preserve">Alpha Vantage, servidor MCP oficial: </w:t>
       </w:r>
       <w:hyperlink w:history="1" r:id="rIdh7gsewzmi5zfhpqhmcix7">
@@ -5188,9 +5193,13 @@
           <w:ilvl w:val="0"/>
           <w:numId w:val="3"/>
         </w:numPr>
-        <w:spacing w:after="60"/>
-      </w:pPr>
-      <w:r>
+        <w:spacing w:after="0" w:line="216" w:lineRule="auto"/>
+      </w:pPr>
+      <w:r>
+        <w:rPr>
+          <w:rFonts w:ascii="Times New Roman" w:hAnsi="Times New Roman"/>
+          <w:sz w:val="17"/>
+        </w:rPr>
         <w:t xml:space="preserve">Alpha Vantage, llave gratuita: </w:t>
       </w:r>
       <w:hyperlink w:history="1" r:id="rIdntdxkfgt5dpr8xnf7rclx">
@@ -5209,9 +5218,13 @@
           <w:ilvl w:val="0"/>
           <w:numId w:val="3"/>
         </w:numPr>
-        <w:spacing w:after="60"/>
-      </w:pPr>
-      <w:r>
+        <w:spacing w:after="0" w:line="216" w:lineRule="auto"/>
+      </w:pPr>
+      <w:r>
+        <w:rPr>
+          <w:rFonts w:ascii="Times New Roman" w:hAnsi="Times New Roman"/>
+          <w:sz w:val="17"/>
+        </w:rPr>
         <w:t xml:space="preserve">Telegram Bot API: </w:t>
       </w:r>
       <w:hyperlink w:history="1" r:id="rIdyxld4jq9grh9x4yitrsfr">
@@ -5230,9 +5243,13 @@
           <w:ilvl w:val="0"/>
           <w:numId w:val="3"/>
         </w:numPr>
-        <w:spacing w:after="60"/>
-      </w:pPr>
-      <w:r>
+        <w:spacing w:after="0" w:line="216" w:lineRule="auto"/>
+      </w:pPr>
+      <w:r>
+        <w:rPr>
+          <w:rFonts w:ascii="Times New Roman" w:hAnsi="Times New Roman"/>
+          <w:sz w:val="17"/>
+        </w:rPr>
         <w:t xml:space="preserve">GitHub Docs, eventos que activan workflows (schedule y workflow_dispatch): </w:t>
       </w:r>
       <w:hyperlink w:history="1" r:id="rIdaj2tjxbmnqsc_1a7sowbv">
@@ -5251,9 +5268,13 @@
           <w:ilvl w:val="0"/>
           <w:numId w:val="3"/>
         </w:numPr>
-        <w:spacing w:after="60"/>
-      </w:pPr>
-      <w:r>
+        <w:spacing w:after="0" w:line="216" w:lineRule="auto"/>
+      </w:pPr>
+      <w:r>
+        <w:rPr>
+          <w:rFonts w:ascii="Times New Roman" w:hAnsi="Times New Roman"/>
+          <w:sz w:val="17"/>
+        </w:rPr>
         <w:t xml:space="preserve">GitHub Docs, secretos en Actions: </w:t>
       </w:r>
       <w:hyperlink w:history="1" r:id="rIdr-zkafjraptmayshnmlbn">
@@ -5272,9 +5293,13 @@
           <w:ilvl w:val="0"/>
           <w:numId w:val="3"/>
         </w:numPr>
-        <w:spacing w:after="60"/>
-      </w:pPr>
-      <w:r>
+        <w:spacing w:after="0" w:line="216" w:lineRule="auto"/>
+      </w:pPr>
+      <w:r>
+        <w:rPr>
+          <w:rFonts w:ascii="Times New Roman" w:hAnsi="Times New Roman"/>
+          <w:sz w:val="17"/>
+        </w:rPr>
         <w:t xml:space="preserve">Claude Code Docs, MCP y .mcp.json: </w:t>
       </w:r>
       <w:hyperlink w:history="1" r:id="rIdyfsygwtsxeakwb8isu4y7">
@@ -5293,9 +5318,13 @@
           <w:ilvl w:val="0"/>
           <w:numId w:val="3"/>
         </w:numPr>
-        <w:spacing w:after="60"/>
-      </w:pPr>
-      <w:r>
+        <w:spacing w:after="0" w:line="216" w:lineRule="auto"/>
+      </w:pPr>
+      <w:r>
+        <w:rPr>
+          <w:rFonts w:ascii="Times New Roman" w:hAnsi="Times New Roman"/>
+          <w:sz w:val="17"/>
+        </w:rPr>
         <w:t xml:space="preserve">OpenAI Codex Docs, MCP: </w:t>
       </w:r>
       <w:hyperlink w:history="1" r:id="rIdgvnn3uzxdsxjzstaf0beb">
@@ -5314,9 +5343,13 @@
           <w:ilvl w:val="0"/>
           <w:numId w:val="3"/>
         </w:numPr>
-        <w:spacing w:after="60"/>
-      </w:pPr>
-      <w:r>
+        <w:spacing w:after="0" w:line="216" w:lineRule="auto"/>
+      </w:pPr>
+      <w:r>
+        <w:rPr>
+          <w:rFonts w:ascii="Times New Roman" w:hAnsi="Times New Roman"/>
+          <w:sz w:val="17"/>
+        </w:rPr>
         <w:t xml:space="preserve">GitHub Docs, secretos de Codespaces: </w:t>
       </w:r>
       <w:hyperlink w:history="1" r:id="rIdtjav4ljdkpc_qhbxdlkr5">
@@ -5335,9 +5368,13 @@
           <w:ilvl w:val="0"/>
           <w:numId w:val="3"/>
         </w:numPr>
-        <w:spacing w:after="60"/>
-      </w:pPr>
-      <w:r>
+        <w:spacing w:after="0" w:line="216" w:lineRule="auto"/>
+      </w:pPr>
+      <w:r>
+        <w:rPr>
+          <w:rFonts w:ascii="Times New Roman" w:hAnsi="Times New Roman"/>
+          <w:sz w:val="17"/>
+        </w:rPr>
         <w:t xml:space="preserve">GitHub Docs, cuotas y facturación de Codespaces: </w:t>
       </w:r>
       <w:hyperlink w:history="1" r:id="rIdhx-ewrho_y8dtd7atzdmg">
@@ -5356,9 +5393,13 @@
           <w:ilvl w:val="0"/>
           <w:numId w:val="3"/>
         </w:numPr>
-        <w:spacing w:after="60"/>
-      </w:pPr>
-      <w:r>
+        <w:spacing w:after="0" w:line="216" w:lineRule="auto"/>
+      </w:pPr>
+      <w:r>
+        <w:rPr>
+          <w:rFonts w:ascii="Times New Roman" w:hAnsi="Times New Roman"/>
+          <w:sz w:val="17"/>
+        </w:rPr>
         <w:t xml:space="preserve">GitHub Docs, tiempo de inactividad de Codespaces: </w:t>
       </w:r>
       <w:hyperlink w:history="1" r:id="rIdkitmzqpijhtezuhtsbuwy">
@@ -5372,10 +5413,14 @@
     </w:p>
     <w:p>
       <w:pPr>
-        <w:spacing w:after="120"/>
-      </w:pPr>
-      <w:r>
-        <w:t xml:space="preserve">Fechas de consulta: 13 de octubre de 2026. Las plataformas cambian con frecuencia; verifica antes de cada generación del diplomado.</w:t>
+        <w:spacing w:after="0" w:line="216" w:lineRule="auto"/>
+      </w:pPr>
+      <w:r>
+        <w:rPr>
+          <w:rFonts w:ascii="Times New Roman" w:hAnsi="Times New Roman"/>
+          <w:sz w:val="17"/>
+        </w:rPr>
+        <w:t>Fechas de consulta y validación: 21 de octubre de 2026. Las plataformas cambian con frecuencia; verifica antes de cada generación del diplomado.</w:t>
       </w:r>
     </w:p>
     <w:sectPr>
